--- a/交互产品开发/Output/21林昕+2023级+数字媒体艺术+影视班+《交互产品开发》+教学进度表.docx
+++ b/交互产品开发/Output/21林昕+2023级+数字媒体艺术+影视班+《交互产品开发》+教学进度表.docx
@@ -2658,7 +2658,7 @@
                 <w:sz w:val="28"/>
                 <w:szCs w:val="28"/>
               </w:rPr>
-              <w:t xml:space="preserve">1</w:t>
+              <w:t xml:space="preserve">9</w:t>
             </w:r>
           </w:p>
         </w:tc>
@@ -2686,7 +2686,7 @@
                 <w:sz w:val="28"/>
                 <w:szCs w:val="28"/>
               </w:rPr>
-              <w:t xml:space="preserve">周三</w:t>
+              <w:t xml:space="preserve">周四</w:t>
             </w:r>
           </w:p>
         </w:tc>
@@ -2746,7 +2746,8 @@
               </w:rPr>
               <w:t xml:space="preserve">交互体系概论基础
 1.1 交互与UX的本质定义；可用性与体验目标
-1.2 产品体验的逆向拆解实验</w:t>
+1.2 产品体验的逆向拆解实验
+（《交互设计：超越人机交互（原书第5版）》§1-2；《交互设计精髓 (About Face 4)》§1-2）</w:t>
             </w:r>
             <w:bookmarkEnd w:id="28"/>
           </w:p>
@@ -2890,7 +2891,7 @@
                 <w:sz w:val="28"/>
                 <w:szCs w:val="28"/>
               </w:rPr>
-              <w:t xml:space="preserve">2</w:t>
+              <w:t xml:space="preserve">10</w:t>
             </w:r>
           </w:p>
         </w:tc>
@@ -2915,7 +2916,7 @@
                 <w:sz w:val="28"/>
                 <w:szCs w:val="28"/>
               </w:rPr>
-              <w:t xml:space="preserve">周三</w:t>
+              <w:t xml:space="preserve">周四</w:t>
             </w:r>
           </w:p>
         </w:tc>
@@ -2966,7 +2967,8 @@
               </w:rPr>
               <w:t xml:space="preserve">人类认知与心智摩擦
 2.1 认知框架与记忆负荷；心智模型与界面隐喻
-2.2 视觉热力与认知过载节点重构</w:t>
+2.2 视觉热力与认知过载节点重构
+（《交互设计：超越人机交互（原书第5版）》§4；《交互设计精髓 (About Face 4)》§3）</w:t>
             </w:r>
           </w:p>
         </w:tc>
@@ -3097,7 +3099,7 @@
                 <w:sz w:val="28"/>
                 <w:szCs w:val="28"/>
               </w:rPr>
-              <w:t xml:space="preserve">3</w:t>
+              <w:t xml:space="preserve">11</w:t>
             </w:r>
           </w:p>
         </w:tc>
@@ -3122,7 +3124,7 @@
                 <w:sz w:val="28"/>
                 <w:szCs w:val="28"/>
               </w:rPr>
-              <w:t xml:space="preserve">周三</w:t>
+              <w:t xml:space="preserve">周四</w:t>
             </w:r>
           </w:p>
         </w:tc>
@@ -3173,7 +3175,8 @@
               </w:rPr>
               <w:t xml:space="preserve">产品洞察与痛点切入
 3.1 定性调研原则；敏捷业务痛点发掘
-3.2 启动 实验1(Exp1)，拟定 JTBD 微调研方案</w:t>
+3.2 启动 实验1(Exp1)，拟定 JTBD 微调研方案
+（《精益 UX：设计伟大产品的敏捷反求方法 (Lean UX)》§1-4）</w:t>
             </w:r>
           </w:p>
         </w:tc>
@@ -3304,7 +3307,7 @@
                 <w:sz w:val="28"/>
                 <w:szCs w:val="28"/>
               </w:rPr>
-              <w:t xml:space="preserve">4</w:t>
+              <w:t xml:space="preserve">12</w:t>
             </w:r>
           </w:p>
         </w:tc>
@@ -3329,7 +3332,7 @@
                 <w:sz w:val="28"/>
                 <w:szCs w:val="28"/>
               </w:rPr>
-              <w:t xml:space="preserve">周三</w:t>
+              <w:t xml:space="preserve">周四</w:t>
             </w:r>
           </w:p>
         </w:tc>
@@ -3380,7 +3383,8 @@
               </w:rPr>
               <w:t xml:space="preserve">假设驱动与MVP构建
 4.1 抛弃重型 Persona，假设驱动与极简场景的界定
-4.2 完成 实验1(Exp1)，输出互动应用最小可行性清单</w:t>
+4.2 完成 实验1(Exp1)，输出互动应用最小可行性清单
+（《精益 UX：设计伟大产品的敏捷反求方法 (Lean UX)》§10-12）</w:t>
             </w:r>
           </w:p>
         </w:tc>
@@ -3511,7 +3515,7 @@
                 <w:sz w:val="28"/>
                 <w:szCs w:val="28"/>
               </w:rPr>
-              <w:t xml:space="preserve">5</w:t>
+              <w:t xml:space="preserve">13</w:t>
             </w:r>
           </w:p>
         </w:tc>
@@ -3536,7 +3540,7 @@
                 <w:sz w:val="28"/>
                 <w:szCs w:val="28"/>
               </w:rPr>
-              <w:t xml:space="preserve">周三</w:t>
+              <w:t xml:space="preserve">周四</w:t>
             </w:r>
           </w:p>
         </w:tc>
@@ -3587,7 +3591,8 @@
               </w:rPr>
               <w:t xml:space="preserve">目标导向路径与架构
 5.1 心流机制；前端页面状态流式拆解与编排
-5.2 启动 实验2(Exp2)，起草应用状态流转白板图</w:t>
+5.2 启动 实验2(Exp2)，起草应用状态流转白板图
+（《交互设计精髓 (About Face 4)》§4-5）</w:t>
             </w:r>
           </w:p>
         </w:tc>
@@ -3718,7 +3723,7 @@
                 <w:sz w:val="28"/>
                 <w:szCs w:val="28"/>
               </w:rPr>
-              <w:t xml:space="preserve">6</w:t>
+              <w:t xml:space="preserve">13</w:t>
             </w:r>
           </w:p>
         </w:tc>
@@ -3743,7 +3748,7 @@
                 <w:sz w:val="28"/>
                 <w:szCs w:val="28"/>
               </w:rPr>
-              <w:t xml:space="preserve">周三</w:t>
+              <w:t xml:space="preserve">周日</w:t>
             </w:r>
           </w:p>
         </w:tc>
@@ -3794,7 +3799,8 @@
               </w:rPr>
               <w:t xml:space="preserve">容器工程化基础映射
 6.1 DOM视觉映射机理；Figma AutoLayout 向 CSS Flex 的底层转化基础
-6.2 在 Figma 搭建严苛响应式组件框架</w:t>
+6.2 在 Figma 搭建严苛响应式组件框架
+（《数字媒体交互设计（慕课版）》§2）</w:t>
             </w:r>
           </w:p>
         </w:tc>
@@ -3925,7 +3931,7 @@
                 <w:sz w:val="28"/>
                 <w:szCs w:val="28"/>
               </w:rPr>
-              <w:t xml:space="preserve">7</w:t>
+              <w:t xml:space="preserve">14</w:t>
             </w:r>
           </w:p>
         </w:tc>
@@ -3950,7 +3956,7 @@
                 <w:sz w:val="28"/>
                 <w:szCs w:val="28"/>
               </w:rPr>
-              <w:t xml:space="preserve">周三</w:t>
+              <w:t xml:space="preserve">周四</w:t>
             </w:r>
           </w:p>
         </w:tc>
@@ -4001,7 +4007,8 @@
               </w:rPr>
               <w:t xml:space="preserve">视觉重构：层级与色彩
 7.1 利用基础排版字重与空间感建立层级；HSL系统解析
-7.2 为干瘪骨架填入视觉系统标签 (Tokens)</w:t>
+7.2 为干瘪骨架填入视觉系统标签 (Tokens)
+（《Refactoring UI》层级至上；《Refactoring UI》色彩运用）</w:t>
             </w:r>
           </w:p>
         </w:tc>
@@ -4132,7 +4139,7 @@
                 <w:sz w:val="28"/>
                 <w:szCs w:val="28"/>
               </w:rPr>
-              <w:t xml:space="preserve">8</w:t>
+              <w:t xml:space="preserve">14</w:t>
             </w:r>
           </w:p>
         </w:tc>
@@ -4157,7 +4164,7 @@
                 <w:sz w:val="28"/>
                 <w:szCs w:val="28"/>
               </w:rPr>
-              <w:t xml:space="preserve">周三</w:t>
+              <w:t xml:space="preserve">周日</w:t>
             </w:r>
           </w:p>
         </w:tc>
@@ -4208,7 +4215,8 @@
               </w:rPr>
               <w:t xml:space="preserve">视觉重构：深度与防错
 8.1 光影深度营造原则；处理极限/错误边界与情境反馈
-8.2 收尾 实验2(Exp2)，建立视觉 Token Prompt 集</w:t>
+8.2 收尾 实验2(Exp2)，建立视觉 Token Prompt 集
+（《Refactoring UI》创造深度；《Refactoring UI》收尾润色）</w:t>
             </w:r>
           </w:p>
         </w:tc>
@@ -4339,7 +4347,7 @@
                 <w:sz w:val="28"/>
                 <w:szCs w:val="28"/>
               </w:rPr>
-              <w:t xml:space="preserve">9</w:t>
+              <w:t xml:space="preserve">15</w:t>
             </w:r>
           </w:p>
         </w:tc>
@@ -4364,7 +4372,7 @@
                 <w:sz w:val="28"/>
                 <w:szCs w:val="28"/>
               </w:rPr>
-              <w:t xml:space="preserve">周三</w:t>
+              <w:t xml:space="preserve">周四</w:t>
             </w:r>
           </w:p>
         </w:tc>
@@ -4415,7 +4423,8 @@
               </w:rPr>
               <w:t xml:space="preserve">AI 原型协作结构化
 9.1 大语言模型的人机协同系统架构法；界面生成 Prompt 工程
-9.2 启动 实验3(Exp3)，通过 v0 生成应用初始视图壳层</w:t>
+9.2 启动 实验3(Exp3)，通过 v0 生成应用初始视图壳层
+（《数字媒体交互设计（慕课版）》§4-5）</w:t>
             </w:r>
           </w:p>
         </w:tc>
@@ -4546,7 +4555,7 @@
                 <w:sz w:val="28"/>
                 <w:szCs w:val="28"/>
               </w:rPr>
-              <w:t xml:space="preserve">10</w:t>
+              <w:t xml:space="preserve">15</w:t>
             </w:r>
           </w:p>
         </w:tc>
@@ -4571,7 +4580,7 @@
                 <w:sz w:val="28"/>
                 <w:szCs w:val="28"/>
               </w:rPr>
-              <w:t xml:space="preserve">周三</w:t>
+              <w:t xml:space="preserve">周日</w:t>
             </w:r>
           </w:p>
         </w:tc>
@@ -4622,7 +4631,8 @@
               </w:rPr>
               <w:t xml:space="preserve">前沿动效组件融入
 10.1 前端交互特效融合机制；微观反馈的理论支撑
-10.2 AI代码助手驱动实现跟随/粒子等基础创意动效</w:t>
+10.2 AI代码助手驱动实现跟随/粒子等基础创意动效
+（《交互设计精髓 (About Face 4)》§11）</w:t>
             </w:r>
           </w:p>
         </w:tc>
@@ -4753,7 +4763,7 @@
                 <w:sz w:val="28"/>
                 <w:szCs w:val="28"/>
               </w:rPr>
-              <w:t xml:space="preserve">11</w:t>
+              <w:t xml:space="preserve">16</w:t>
             </w:r>
           </w:p>
         </w:tc>
@@ -4778,7 +4788,7 @@
                 <w:sz w:val="28"/>
                 <w:szCs w:val="28"/>
               </w:rPr>
-              <w:t xml:space="preserve">周三</w:t>
+              <w:t xml:space="preserve">周四</w:t>
             </w:r>
           </w:p>
         </w:tc>
@@ -4829,7 +4839,8 @@
               </w:rPr>
               <w:t xml:space="preserve">逻辑排障与兜底策略
 11.1 本地大模型代码辅助阅读规律；混合保真度演示机制
-11.2 收尾 实验3(Exp3)，通过Figma修复串联断裂的状态</w:t>
+11.2 收尾 实验3(Exp3)，通过Figma修复串联断裂的状态
+（《交互设计精髓 (About Face 4)》§15）</w:t>
             </w:r>
           </w:p>
         </w:tc>
@@ -4960,7 +4971,7 @@
                 <w:sz w:val="28"/>
                 <w:szCs w:val="28"/>
               </w:rPr>
-              <w:t xml:space="preserve">12</w:t>
+              <w:t xml:space="preserve">16</w:t>
             </w:r>
           </w:p>
         </w:tc>
@@ -4985,7 +4996,7 @@
                 <w:sz w:val="28"/>
                 <w:szCs w:val="28"/>
               </w:rPr>
-              <w:t xml:space="preserve">周三</w:t>
+              <w:t xml:space="preserve">周日</w:t>
             </w:r>
           </w:p>
         </w:tc>
@@ -5036,7 +5047,8 @@
               </w:rPr>
               <w:t xml:space="preserve">启发式评估原理与应用
 12.1 可用性客观评估标准引入；Nielsen十大可用性真理
-12.2 启动 实验4(Exp4)，生生互评跨组走查日</w:t>
+12.2 启动 实验4(Exp4)，生生互评跨组走查日
+（《交互设计：超越人机交互（原书第5版）》§14-15）</w:t>
             </w:r>
           </w:p>
         </w:tc>
@@ -5168,7 +5180,7 @@
                 <w:szCs w:val="28"/>
               </w:rPr>
               <w:lastRenderedPageBreak/>
-              <w:t xml:space="preserve">13</w:t>
+              <w:t xml:space="preserve">17</w:t>
             </w:r>
           </w:p>
         </w:tc>
@@ -5193,7 +5205,7 @@
                 <w:sz w:val="28"/>
                 <w:szCs w:val="28"/>
               </w:rPr>
-              <w:t xml:space="preserve">周三</w:t>
+              <w:t xml:space="preserve">周四</w:t>
             </w:r>
           </w:p>
         </w:tc>
@@ -5244,7 +5256,8 @@
               </w:rPr>
               <w:t xml:space="preserve">对话与可操作测试法
 13.1 无硬件条件下的实验室降维版：出声思考(Think-Aloud)的科学执行
-13.2 执行实地用户定性实验，深挖死角</w:t>
+13.2 执行实地用户定性实验，深挖死角
+（《精益 UX：设计伟大产品的敏捷反求方法 (Lean UX)》§15）</w:t>
             </w:r>
           </w:p>
         </w:tc>
@@ -5375,7 +5388,7 @@
                 <w:sz w:val="28"/>
                 <w:szCs w:val="28"/>
               </w:rPr>
-              <w:t xml:space="preserve">14</w:t>
+              <w:t xml:space="preserve">17</w:t>
             </w:r>
           </w:p>
         </w:tc>
@@ -5400,7 +5413,7 @@
                 <w:sz w:val="28"/>
                 <w:szCs w:val="28"/>
               </w:rPr>
-              <w:t xml:space="preserve">周三</w:t>
+              <w:t xml:space="preserve">周日</w:t>
             </w:r>
           </w:p>
         </w:tc>
@@ -5451,7 +5464,8 @@
               </w:rPr>
               <w:t xml:space="preserve">数据复盘与作品库凝练
 14.1 体验设计作品库的闭环故事梳理核心心法
-14.2 收尾 实验4(Exp4)，总结测试痛点并定版前后旅程对比</w:t>
+14.2 收尾 实验4(Exp4)，总结测试痛点并定版前后旅程对比
+（《精益 UX：设计伟大产品的敏捷反求方法 (Lean UX)》§16-17）</w:t>
             </w:r>
           </w:p>
         </w:tc>
@@ -5582,7 +5596,7 @@
                 <w:sz w:val="28"/>
                 <w:szCs w:val="28"/>
               </w:rPr>
-              <w:t xml:space="preserve">15</w:t>
+              <w:t xml:space="preserve">18</w:t>
             </w:r>
           </w:p>
         </w:tc>
@@ -5607,7 +5621,7 @@
                 <w:sz w:val="28"/>
                 <w:szCs w:val="28"/>
               </w:rPr>
-              <w:t xml:space="preserve">周三</w:t>
+              <w:t xml:space="preserve">周四</w:t>
             </w:r>
           </w:p>
         </w:tc>
@@ -5657,7 +5671,8 @@
                 <w:szCs w:val="28"/>
               </w:rPr>
               <w:t xml:space="preserve">课程综合路演检查
-15.1 学生最终交互单页的验收：侧重痛点挖掘到走查修改的闭环过程</w:t>
+15.1 学生最终交互单页的验收：侧重痛点挖掘到走查修改的闭环过程
+（《交互设计精髓》全书综合复习）</w:t>
             </w:r>
           </w:p>
         </w:tc>

--- a/交互产品开发/Output/21林昕+2023级+数字媒体艺术+影视班+《交互产品开发》+教学进度表.docx
+++ b/交互产品开发/Output/21林昕+2023级+数字媒体艺术+影视班+《交互产品开发》+教学进度表.docx
@@ -2745,7 +2745,7 @@
                 <w:szCs w:val="28"/>
               </w:rPr>
               <w:t xml:space="preserve">交互体系概论基础
-1.1 交互与UX的本质定义；可用性与体验目标
+1.1 交互与UX的概念与实际运用；可用性与体验目标
 1.2 产品体验的逆向拆解实验
 （《交互设计：超越人机交互（原书第5版）》§1-2；《交互设计精髓 (About Face 4)》§1-2）</w:t>
             </w:r>
@@ -2966,7 +2966,7 @@
                 <w:szCs w:val="28"/>
               </w:rPr>
               <w:t xml:space="preserve">人类认知与心智摩擦
-2.1 认知框架与记忆负荷；心智模型与界面隐喻
+2.1 认知框架与记忆负荷优化实践；心智模型与界面隐喻
 2.2 视觉热力与认知过载节点重构
 （《交互设计：超越人机交互（原书第5版）》§4；《交互设计精髓 (About Face 4)》§3）</w:t>
             </w:r>
@@ -4214,7 +4214,7 @@
                 <w:szCs w:val="28"/>
               </w:rPr>
               <w:t xml:space="preserve">视觉重构：深度与防错
-8.1 光影深度营造原则；处理极限/错误边界与情境反馈
+8.1 光影深度营造实操；处理极限/错误边界与情境反馈
 8.2 收尾 实验2(Exp2)，建立视觉 Token Prompt 集
 （《Refactoring UI》创造深度；《Refactoring UI》收尾润色）</w:t>
             </w:r>
@@ -4422,7 +4422,7 @@
                 <w:szCs w:val="28"/>
               </w:rPr>
               <w:t xml:space="preserve">AI 原型协作结构化
-9.1 大语言模型的人机协同系统架构法；界面生成 Prompt 工程
+9.1 大语言模型的人机协同系统架构应用；界面生成 Prompt 工程
 9.2 启动 实验3(Exp3)，通过 v0 生成应用初始视图壳层
 （《数字媒体交互设计（慕课版）》§4-5）</w:t>
             </w:r>
@@ -4630,7 +4630,7 @@
                 <w:szCs w:val="28"/>
               </w:rPr>
               <w:t xml:space="preserve">前沿动效组件融入
-10.1 前端交互特效融合机制；微观反馈的理论支撑
+10.1 前端交互特效融合机制与实操；微观反馈的理论支撑
 10.2 AI代码助手驱动实现跟随/粒子等基础创意动效
 （《交互设计精髓 (About Face 4)》§11）</w:t>
             </w:r>
@@ -5046,7 +5046,7 @@
                 <w:szCs w:val="28"/>
               </w:rPr>
               <w:t xml:space="preserve">启发式评估原理与应用
-12.1 可用性客观评估标准引入；Nielsen十大可用性真理
+12.1 可用性客观评估标准实战导入；Nielsen十大可用性真理
 12.2 启动 实验4(Exp4)，生生互评跨组走查日
 （《交互设计：超越人机交互（原书第5版）》§14-15）</w:t>
             </w:r>

--- a/交互产品开发/Output/21林昕+2023级+数字媒体艺术+影视班+《交互产品开发》+教学进度表.docx
+++ b/交互产品开发/Output/21林昕+2023级+数字媒体艺术+影视班+《交互产品开发》+教学进度表.docx
@@ -3175,7 +3175,7 @@
               </w:rPr>
               <w:t xml:space="preserve">产品洞察与痛点切入
 3.1 定性调研原则；敏捷业务痛点发掘
-3.2 启动 实验1(Exp1)，拟定 JTBD 微调研方案
+3.2 启动 实验1(Exp1)，JTBD 深度访谈 AI 陪练
 （《精益 UX：设计伟大产品的敏捷反求方法 (Lean UX)》§1-4）</w:t>
             </w:r>
           </w:p>
@@ -3383,7 +3383,7 @@
               </w:rPr>
               <w:t xml:space="preserve">假设驱动与MVP构建
 4.1 抛弃重型 Persona，假设驱动与极简场景的界定
-4.2 完成 实验1(Exp1)，输出互动应用最小可行性清单
+4.2 启动并完成 实验2(Exp2)，制作 Proto-Persona 用户画像
 （《精益 UX：设计伟大产品的敏捷反求方法 (Lean UX)》§10-12）</w:t>
             </w:r>
           </w:p>
@@ -3591,7 +3591,7 @@
               </w:rPr>
               <w:t xml:space="preserve">目标导向路径与架构
 5.1 心流机制；前端页面状态流式拆解与编排
-5.2 启动 实验2(Exp2)，起草应用状态流转白板图
+5.2 启动 实验3(Exp3)，起草应用状态流转白板图
 （《交互设计精髓 (About Face 4)》§4-5）</w:t>
             </w:r>
           </w:p>
@@ -4215,7 +4215,7 @@
               </w:rPr>
               <w:t xml:space="preserve">视觉重构：深度与防错
 8.1 光影深度营造实操；处理极限/错误边界与情境反馈
-8.2 收尾 实验2(Exp2)，建立视觉 Token Prompt 集
+8.2 收尾 实验3(Exp3)，建立视觉 Token Prompt 集
 （《Refactoring UI》创造深度；《Refactoring UI》收尾润色）</w:t>
             </w:r>
           </w:p>
@@ -4423,7 +4423,7 @@
               </w:rPr>
               <w:t xml:space="preserve">AI 原型协作结构化
 9.1 大语言模型的人机协同系统架构应用；界面生成 Prompt 工程
-9.2 启动 实验3(Exp3)，通过 v0 生成应用初始视图壳层
+9.2 启动 实验4(Exp4)，通过 v0 生成应用初始视图壳层
 （《数字媒体交互设计（慕课版）》§4-5）</w:t>
             </w:r>
           </w:p>
@@ -4839,7 +4839,7 @@
               </w:rPr>
               <w:t xml:space="preserve">逻辑排障与兜底策略
 11.1 本地大模型代码辅助阅读规律；混合保真度演示机制
-11.2 收尾 实验3(Exp3)，通过Figma修复串联断裂的状态
+11.2 收尾 实验4(Exp4)，通过Figma修复串联断裂的状态
 （《交互设计精髓 (About Face 4)》§15）</w:t>
             </w:r>
           </w:p>
@@ -5047,7 +5047,7 @@
               </w:rPr>
               <w:t xml:space="preserve">启发式评估原理与应用
 12.1 可用性客观评估标准实战导入；Nielsen十大可用性真理
-12.2 启动 实验4(Exp4)，生生互评跨组走查日
+12.2 启动 实验5(Exp5)，生生互评跨组走查日
 （《交互设计：超越人机交互（原书第5版）》§14-15）</w:t>
             </w:r>
           </w:p>
@@ -5464,7 +5464,7 @@
               </w:rPr>
               <w:t xml:space="preserve">数据复盘与作品库凝练
 14.1 体验设计作品库的闭环故事梳理核心心法
-14.2 收尾 实验4(Exp4)，总结测试痛点并定版前后旅程对比
+14.2 收尾 实验5(Exp5)，总结测试痛点并定版前后旅程对比
 （《精益 UX：设计伟大产品的敏捷反求方法 (Lean UX)》§16-17）</w:t>
             </w:r>
           </w:p>

--- a/交互产品开发/Output/21林昕+2023级+数字媒体艺术+影视班+《交互产品开发》+教学进度表.docx
+++ b/交互产品开发/Output/21林昕+2023级+数字媒体艺术+影视班+《交互产品开发》+教学进度表.docx
@@ -2658,7 +2658,7 @@
                 <w:sz w:val="28"/>
                 <w:szCs w:val="28"/>
               </w:rPr>
-              <w:t xml:space="preserve">9</w:t>
+              <w:t xml:space="preserve">7</w:t>
             </w:r>
           </w:p>
         </w:tc>
@@ -2686,7 +2686,7 @@
                 <w:sz w:val="28"/>
                 <w:szCs w:val="28"/>
               </w:rPr>
-              <w:t xml:space="preserve">周四</w:t>
+              <w:t xml:space="preserve">星期日</w:t>
             </w:r>
           </w:p>
         </w:tc>
@@ -2715,7 +2715,7 @@
                 <w:sz w:val="28"/>
                 <w:szCs w:val="28"/>
               </w:rPr>
-              <w:t xml:space="preserve">2-5</w:t>
+              <w:t xml:space="preserve">8-11</w:t>
             </w:r>
             <w:bookmarkEnd w:id="25"/>
           </w:p>
@@ -2745,8 +2745,7 @@
                 <w:szCs w:val="28"/>
               </w:rPr>
               <w:t xml:space="preserve">交互体系概论基础
-1.1 交互与UX的概念与实际运用；可用性与体验目标
-1.2 产品体验的逆向拆解实验
+本周模块涵盖交互体系概论基础。模块1通过分析数字系统失败导致的“认知摩擦”及其四宗罪，揭示产品体验坍塌的组织级根因；模块2界定交互设计的历史演变与概念、物理、界面、交互四大垂直维度，并厘清七大可用性底线与感性体验目标的关系；模块3深度解析工程实施模型、表现模型与用户心理模型之间的错位、背叛与平衡策略；模块4讲授可见性、反馈、约束、一致性及示能等防止摩擦的五大设计原则，并剖析暗黑模式与无障碍设计的内涵；模块5引入精益设计（Lean UX）与MVP理念，指导学生通过定性访谈进行痛点诊断，并以极低成本进行敏捷验证。
 （《交互设计：超越人机交互（原书第5版）》§1-2；《交互设计精髓 (About Face 4)》§1-2）</w:t>
             </w:r>
             <w:bookmarkEnd w:id="28"/>
@@ -2891,7 +2890,7 @@
                 <w:sz w:val="28"/>
                 <w:szCs w:val="28"/>
               </w:rPr>
-              <w:t xml:space="preserve">10</w:t>
+              <w:t xml:space="preserve">8</w:t>
             </w:r>
           </w:p>
         </w:tc>
@@ -2916,7 +2915,7 @@
                 <w:sz w:val="28"/>
                 <w:szCs w:val="28"/>
               </w:rPr>
-              <w:t xml:space="preserve">周四</w:t>
+              <w:t xml:space="preserve">星期日</w:t>
             </w:r>
           </w:p>
         </w:tc>
@@ -2966,8 +2965,7 @@
                 <w:szCs w:val="28"/>
               </w:rPr>
               <w:t xml:space="preserve">人类认知与心智摩擦
-2.1 认知框架与记忆负荷优化实践；心智模型与界面隐喻
-2.2 视觉热力与认知过载节点重构
+本周课程系统探讨了人机交互中『心智摩擦』的认知心理学根源。内容涵盖人类认知的核心限制（注意力的极其狭窄、感知的格式塔原理、脆弱的工作记忆瓶颈）、Norman 的意图与反馈断裂（执行鸿沟与评估鸿沟）、Cooper 的三种系统模型博弈（实现模型、表现模型与心理模型）、界面隐喻的演进与数字原生反叛，以及基于『识别胜于回忆』、渐进式披露与外部认知机制的认知负荷管理策略。
 （《交互设计：超越人机交互（原书第5版）》§4；《交互设计精髓 (About Face 4)》§3）</w:t>
             </w:r>
           </w:p>
@@ -3099,7 +3097,7 @@
                 <w:sz w:val="28"/>
                 <w:szCs w:val="28"/>
               </w:rPr>
-              <w:t xml:space="preserve">11</w:t>
+              <w:t xml:space="preserve">9</w:t>
             </w:r>
           </w:p>
         </w:tc>
@@ -3124,7 +3122,7 @@
                 <w:sz w:val="28"/>
                 <w:szCs w:val="28"/>
               </w:rPr>
-              <w:t xml:space="preserve">周四</w:t>
+              <w:t xml:space="preserve">星期三</w:t>
             </w:r>
           </w:p>
         </w:tc>
@@ -3174,8 +3172,7 @@
                 <w:szCs w:val="28"/>
               </w:rPr>
               <w:t xml:space="preserve">产品洞察与痛点切入
-3.1 定性调研原则；敏捷业务痛点发掘
-3.2 启动 实验1(Exp1)，JTBD 深度访谈 AI 陪练
+本周课程聚焦于产品洞察与痛点切入。通过回顾认知摩擦，揭示产品-市场错配的三种死法。深入剖析用户的“言行鸿沟”（Say-Do Gap），打破焦点小组的验证式提问陷阱。引入敏捷创业的定性调研方法（如人类学田野调查、5-Why深访），并结合JTBD（Jobs-to-be-Done）框架，将需求精准剥离为功能、社会与情感三个维度。最终，教授如何将洞察转化为结构化的Problem Statement与先导指标，并启动首个田野微调研实践项目。
 （《精益 UX：设计伟大产品的敏捷反求方法 (Lean UX)》§1-4）</w:t>
             </w:r>
           </w:p>
@@ -3307,7 +3304,7 @@
                 <w:sz w:val="28"/>
                 <w:szCs w:val="28"/>
               </w:rPr>
-              <w:t xml:space="preserve">12</w:t>
+              <w:t xml:space="preserve">10</w:t>
             </w:r>
           </w:p>
         </w:tc>
@@ -3332,7 +3329,7 @@
                 <w:sz w:val="28"/>
                 <w:szCs w:val="28"/>
               </w:rPr>
-              <w:t xml:space="preserve">周四</w:t>
+              <w:t xml:space="preserve">星期三</w:t>
             </w:r>
           </w:p>
         </w:tc>
@@ -3382,8 +3379,7 @@
                 <w:szCs w:val="28"/>
               </w:rPr>
               <w:t xml:space="preserve">假设驱动与MVP构建
-4.1 抛弃重型 Persona，假设驱动与极简场景的界定
-4.2 启动并完成 实验2(Exp2)，制作 Proto-Persona 用户画像
+本周课程介绍假设驱动设计与 MVP（最小可行性产品）构建。摒弃重型且昂贵的传统用户画像，转而使用轻量级的 Proto-Persona 锁定用户的行为核心特征。将传统的确定性功能清单重构为基于'产出与结果 (Output vs Outcome)'视角的四段式假设声明，并运用风险×价值矩阵（HPC）确定最高优先级的测试目标。明确 MVP 的核心是作为'学习工具'而非产品半成品，并教授根据真相曲线选择纸质原型、着陆页、假按钮或绿野仙踪等不同保真度的低成本手段来进行敏捷验证。通过全流程工作坊完成实践项目1的收官。
 （《精益 UX：设计伟大产品的敏捷反求方法 (Lean UX)》§10-12）</w:t>
             </w:r>
           </w:p>
@@ -3515,7 +3511,7 @@
                 <w:sz w:val="28"/>
                 <w:szCs w:val="28"/>
               </w:rPr>
-              <w:t xml:space="preserve">13</w:t>
+              <w:t xml:space="preserve">10</w:t>
             </w:r>
           </w:p>
         </w:tc>
@@ -3540,7 +3536,7 @@
                 <w:sz w:val="28"/>
                 <w:szCs w:val="28"/>
               </w:rPr>
-              <w:t xml:space="preserve">周四</w:t>
+              <w:t xml:space="preserve">星期日</w:t>
             </w:r>
           </w:p>
         </w:tc>
@@ -3565,7 +3561,7 @@
                 <w:sz w:val="28"/>
                 <w:szCs w:val="28"/>
               </w:rPr>
-              <w:t xml:space="preserve">2-5</w:t>
+              <w:t xml:space="preserve">6-9</w:t>
             </w:r>
           </w:p>
         </w:tc>
@@ -3590,8 +3586,7 @@
                 <w:szCs w:val="28"/>
               </w:rPr>
               <w:t xml:space="preserve">目标导向路径与架构
-5.1 心流机制；前端页面状态流式拆解与编排
-5.2 启动 实验3(Exp3)，起草应用状态流转白板图
+本周课程聚焦于交互系统底层的目标导向路径与状态机架构设计。主要内容包括：1.探讨心流状态与交互透明性的关系，讲解如何消除认知摩擦；2.分析交互编排策略，通过顺从心智模型和少即是多的原则，使界面达到隐形与沉浸；3.区分目标导向任务与附加税任务，提供针对拟物税、模态税、导航税等痛点的消灭方案；4.介绍构建交互框架六步法，利用状态机将抽象心流具象化为严密的页面流转；5.启动实践项目2，进行从需求到架构的全局状态流转图实战推演。
 （《交互设计精髓 (About Face 4)》§4-5）</w:t>
             </w:r>
           </w:p>
@@ -3723,7 +3718,7 @@
                 <w:sz w:val="28"/>
                 <w:szCs w:val="28"/>
               </w:rPr>
-              <w:t xml:space="preserve">13</w:t>
+              <w:t xml:space="preserve">11</w:t>
             </w:r>
           </w:p>
         </w:tc>
@@ -3748,7 +3743,7 @@
                 <w:sz w:val="28"/>
                 <w:szCs w:val="28"/>
               </w:rPr>
-              <w:t xml:space="preserve">周日</w:t>
+              <w:t xml:space="preserve">星期日</w:t>
             </w:r>
           </w:p>
         </w:tc>
@@ -3773,7 +3768,7 @@
                 <w:sz w:val="28"/>
                 <w:szCs w:val="28"/>
               </w:rPr>
-              <w:t xml:space="preserve">2-5</w:t>
+              <w:t xml:space="preserve">1-4</w:t>
             </w:r>
           </w:p>
         </w:tc>
@@ -3798,8 +3793,7 @@
                 <w:szCs w:val="28"/>
               </w:rPr>
               <w:t xml:space="preserve">容器工程化基础映射
-6.1 DOM视觉映射机理；Figma AutoLayout 向 CSS Flex 的底层转化基础
-6.2 在 Figma 搭建严苛响应式组件框架
+本周课程聚焦于从平面“画布思维”向现代前端“容器思维”的范式转换。模块系统性解剖了DOM嵌套结构与CSS盒模型（Content/Padding/Border/Margin），并引入Fixed、Hug、Fill三大尺寸本能。进一步讲解了Flexbox阵列与Figma Auto Layout的双向映射逻辑，实战诊断了文字溢出、图片截断等响应式排版灾难问题。最后，确立了基于8点网格的间距刻度体系以及Design Token（设计令牌）的三层语义抽象架构，为现代交互产品开发的工程化与智能化代码生成奠定基础。
 （《数字媒体交互设计（慕课版）》§2）</w:t>
             </w:r>
           </w:p>
@@ -3931,7 +3925,7 @@
                 <w:sz w:val="28"/>
                 <w:szCs w:val="28"/>
               </w:rPr>
-              <w:t xml:space="preserve">14</w:t>
+              <w:t xml:space="preserve">11</w:t>
             </w:r>
           </w:p>
         </w:tc>
@@ -3956,7 +3950,7 @@
                 <w:sz w:val="28"/>
                 <w:szCs w:val="28"/>
               </w:rPr>
-              <w:t xml:space="preserve">周四</w:t>
+              <w:t xml:space="preserve">星期三</w:t>
             </w:r>
           </w:p>
         </w:tc>
@@ -4006,8 +4000,7 @@
                 <w:szCs w:val="28"/>
               </w:rPr>
               <w:t xml:space="preserve">视觉重构：层级与色彩
-7.1 利用基础排版字重与空间感建立层级；HSL系统解析
-7.2 为干瘪骨架填入视觉系统标签 (Tokens)
+探讨视觉层级原理与排版基础，解析反向弱化、标签后置、语义让位等实战战术。介绍HSL色彩系统与9阶色板构建，深入色彩进阶与带情感温度的灰阶控制。讲解无障碍设计（WCAG/APCA）及应对极端操作的多通道冗余设计。
 （《Refactoring UI》层级至上；《Refactoring UI》色彩运用）</w:t>
             </w:r>
           </w:p>
@@ -4139,7 +4132,7 @@
                 <w:sz w:val="28"/>
                 <w:szCs w:val="28"/>
               </w:rPr>
-              <w:t xml:space="preserve">14</w:t>
+              <w:t xml:space="preserve">12</w:t>
             </w:r>
           </w:p>
         </w:tc>
@@ -4164,7 +4157,7 @@
                 <w:sz w:val="28"/>
                 <w:szCs w:val="28"/>
               </w:rPr>
-              <w:t xml:space="preserve">周日</w:t>
+              <w:t xml:space="preserve">星期三</w:t>
             </w:r>
           </w:p>
         </w:tc>
@@ -4214,8 +4207,7 @@
                 <w:szCs w:val="28"/>
               </w:rPr>
               <w:t xml:space="preserve">视觉重构：深度与防错
-8.1 光影深度营造实操；处理极限/错误边界与情境反馈
-8.2 收尾 实验3(Exp3)，建立视觉 Token Prompt 集
+本周课程重点讲解数字界面的视觉深度构造以及边缘状态与防错兜底体系的设计。从早期的拟物化、扁平化历史沿革切入，深入阐释利用“全局顶光源”和“多重阴影”建立Z轴海拔系统的法则。随后，课程打破传统的“理想路径偏见”，系统讲解如何在系统无数据（空箱）、加载延迟或弱网等边缘状态下，利用共情文案、骨架屏和明确的CTA构筑安全与转化网。最后，引入工业级的“防呆（Poka-Yoke）”理念，强调通过前置防错、认知摩擦与撤销机制（Undo）代替无效的警告弹窗，以系统化工程思维确保核心交互流程的绝对安全。
 （《Refactoring UI》创造深度；《Refactoring UI》收尾润色）</w:t>
             </w:r>
           </w:p>
@@ -4347,7 +4339,7 @@
                 <w:sz w:val="28"/>
                 <w:szCs w:val="28"/>
               </w:rPr>
-              <w:t xml:space="preserve">15</w:t>
+              <w:t xml:space="preserve">13</w:t>
             </w:r>
           </w:p>
         </w:tc>
@@ -4372,7 +4364,7 @@
                 <w:sz w:val="28"/>
                 <w:szCs w:val="28"/>
               </w:rPr>
-              <w:t xml:space="preserve">周四</w:t>
+              <w:t xml:space="preserve">星期三</w:t>
             </w:r>
           </w:p>
         </w:tc>
@@ -4421,9 +4413,8 @@
                 <w:sz w:val="28"/>
                 <w:szCs w:val="28"/>
               </w:rPr>
-              <w:t xml:space="preserve">AI 原型协作结构化
-9.1 大语言模型的人机协同系统架构应用；界面生成 Prompt 工程
-9.2 启动 实验4(Exp4)，通过 v0 生成应用初始视图壳层
+              <w:t xml:space="preserve">AI Agents 驱动数字产品开发
+本周课程引入 Vibe Coding 概念与人机协同新纪元，引导学生完成从“绘图员”到“指挥家”的身份跃迁。课程深度讲授面向 UI 生成的结构化 Prompt 工程，提出 RCPVU 五层控制指令集（Role, Context, Platform, Visual, UI）与三级阶梯式逼近战法（Scaffold, Skin, Interaction）。同时，深度剖析了 AI 代码生成的六大约束边界（如自动化讽刺、上下文盲区、架构性技术债等），强调在 AI 时代人类必须死守安全与架构控制权。
 （《数字媒体交互设计（慕课版）》§4-5）</w:t>
             </w:r>
           </w:p>
@@ -4555,7 +4546,7 @@
                 <w:sz w:val="28"/>
                 <w:szCs w:val="28"/>
               </w:rPr>
-              <w:t xml:space="preserve">15</w:t>
+              <w:t xml:space="preserve">14</w:t>
             </w:r>
           </w:p>
         </w:tc>
@@ -4580,7 +4571,7 @@
                 <w:sz w:val="28"/>
                 <w:szCs w:val="28"/>
               </w:rPr>
-              <w:t xml:space="preserve">周日</w:t>
+              <w:t xml:space="preserve">星期日</w:t>
             </w:r>
           </w:p>
         </w:tc>
@@ -4605,7 +4596,7 @@
                 <w:sz w:val="28"/>
                 <w:szCs w:val="28"/>
               </w:rPr>
-              <w:t xml:space="preserve">2-5</w:t>
+              <w:t xml:space="preserve">1-4</w:t>
             </w:r>
           </w:p>
         </w:tc>
@@ -4630,8 +4621,7 @@
                 <w:szCs w:val="28"/>
               </w:rPr>
               <w:t xml:space="preserve">前沿动效组件融入
-10.1 前端交互特效融合机制与实操；微观反馈的理论支撑
-10.2 AI代码助手驱动实现跟随/粒子等基础创意动效
+本周课程聚焦于为前端原型注入生命力的前沿微交互动效设计。从打破冰冷的“静态幻觉”出发，深入剖析了微交互的四大要素解剖模型（触发器、规则、反馈、循环与模式）及 AFA（动作-反馈-动画）心理抚慰法则。理论层面涵盖非线性物理缓动曲线调校、迪士尼挤压拉伸机制、多模态感官隐喻，以及数字新中式留白气韵美学。技术落地层面，教授如何抛弃感性沟通，使用包含物理量纲（阻尼、刚度和质量等）的结构化 Prompt 驱动大模型生成 Framer Motion/GSAP 原生交互代码。最后，着重讲解了防雷和防御性设计，包括避免 Layout Thrashing 重绘风暴的 GPU 图层隔离、利用状态机拦截组件卸载生命周期，以及利用 prefers-reduced-motion 保护前庭敏感弱势群体的平稳降级策略。
 （《交互设计精髓 (About Face 4)》§11）</w:t>
             </w:r>
           </w:p>
@@ -4763,7 +4753,7 @@
                 <w:sz w:val="28"/>
                 <w:szCs w:val="28"/>
               </w:rPr>
-              <w:t xml:space="preserve">16</w:t>
+              <w:t xml:space="preserve">14</w:t>
             </w:r>
           </w:p>
         </w:tc>
@@ -4788,7 +4778,7 @@
                 <w:sz w:val="28"/>
                 <w:szCs w:val="28"/>
               </w:rPr>
-              <w:t xml:space="preserve">周四</w:t>
+              <w:t xml:space="preserve">星期三</w:t>
             </w:r>
           </w:p>
         </w:tc>
@@ -4838,8 +4828,7 @@
                 <w:szCs w:val="28"/>
               </w:rPr>
               <w:t xml:space="preserve">逻辑排障与兜底策略
-11.1 本地大模型代码辅助阅读规律；混合保真度演示机制
-11.2 收尾 实验4(Exp4)，通过Figma修复串联断裂的状态
+本周课程围绕AI生成代码失控时的逻辑排障与演示兜底策略展开。首先通过“Read-Explain-Fix”三步法教授学生如何利用LLM辅助阅读前端控制台报错，识别五大常见前端错误。其次解构原型的混合保真度光谱，探讨水平原型与垂直原型的策略取舍，理解抛弃式原型的本质与“绿野仙踪法”。最后针对产品演示（Demo）可能发生的“状态断裂”灾难，建立AI自修、Figma热补丁与口头叙事相补充的“三级降级兜底策略”，并将其应用于“实践项目3”的收尾验收准备中。
 （《交互设计精髓 (About Face 4)》§15）</w:t>
             </w:r>
           </w:p>
@@ -4971,7 +4960,7 @@
                 <w:sz w:val="28"/>
                 <w:szCs w:val="28"/>
               </w:rPr>
-              <w:t xml:space="preserve">16</w:t>
+              <w:t xml:space="preserve">15</w:t>
             </w:r>
           </w:p>
         </w:tc>
@@ -4996,7 +4985,7 @@
                 <w:sz w:val="28"/>
                 <w:szCs w:val="28"/>
               </w:rPr>
-              <w:t xml:space="preserve">周日</w:t>
+              <w:t xml:space="preserve">星期日</w:t>
             </w:r>
           </w:p>
         </w:tc>
@@ -5021,7 +5010,7 @@
                 <w:sz w:val="28"/>
                 <w:szCs w:val="28"/>
               </w:rPr>
-              <w:t xml:space="preserve">2-5</w:t>
+              <w:t xml:space="preserve">1-4</w:t>
             </w:r>
           </w:p>
         </w:tc>
@@ -5046,8 +5035,7 @@
                 <w:szCs w:val="28"/>
               </w:rPr>
               <w:t xml:space="preserve">启发式评估原理与应用
-12.1 可用性客观评估标准实战导入；Nielsen十大可用性真理
-12.2 启动 实验5(Exp5)，生生互评跨组走查日
+本周内容以寻找界面中的“隐形地雷”为核心，阐述由于系统与用户心智模型错位而引发的可用性灾难，详细解构了可用性测试的三大阵营。重点剖析了Jakob Nielsen十大可用性启发式原则（Heuristics）背后的认知心理学底层逻辑，并探讨其在现代空间计算、暗黑模式及中国本土庞大下沉市场应用生态中的时代局限与演进。最后教授工业级标准化启发式评估流程，并启动跨组独立互评实战项目。
 （《交互设计：超越人机交互（原书第5版）》§14-15）</w:t>
             </w:r>
           </w:p>
@@ -5180,7 +5168,7 @@
                 <w:szCs w:val="28"/>
               </w:rPr>
               <w:lastRenderedPageBreak/>
-              <w:t xml:space="preserve">17</w:t>
+              <w:t xml:space="preserve">15</w:t>
             </w:r>
           </w:p>
         </w:tc>
@@ -5205,7 +5193,7 @@
                 <w:sz w:val="28"/>
                 <w:szCs w:val="28"/>
               </w:rPr>
-              <w:t xml:space="preserve">周四</w:t>
+              <w:t xml:space="preserve">星期三</w:t>
             </w:r>
           </w:p>
         </w:tc>
@@ -5255,424 +5243,8 @@
                 <w:szCs w:val="28"/>
               </w:rPr>
               <w:t xml:space="preserve">对话与可操作测试法
-13.1 无硬件条件下的实验室降维版：出声思考(Think-Aloud)的科学执行
-13.2 执行实地用户定性实验，深挖死角
+本周从评估方法的理论基础出发，探讨了由专家走查向受控环境中用户测试的范式跃迁；深度讲解了出声思考法（CTA）的理论、核心价值及主持人的干预克制；介绍了用敏捷的降维测试阵型与『五人魔法模型』替代高成本实验室测试，并教授0-4级可用性严重度评级量表。最后通过跨组同侪实战体验了可用性测试的完整闭环。
 （《精益 UX：设计伟大产品的敏捷反求方法 (Lean UX)》§15）</w:t>
-            </w:r>
-          </w:p>
-        </w:tc>
-        <w:tc>
-          <w:tcPr>
-            <w:tcW w:w="834" w:type="dxa"/>
-            <w:vAlign w:val="center"/>
-          </w:tcPr>
-          <w:p>
-            <w:pPr>
-              <w:spacing w:line="440" w:lineRule="exact"/>
-              <w:jc w:val="center"/>
-              <w:rPr>
-                <w:rFonts w:ascii="FangSong" w:eastAsia="FangSong" w:hAnsi="FangSong"/>
-                <w:sz w:val="28"/>
-                <w:szCs w:val="28"/>
-              </w:rPr>
-            </w:pPr>
-            <w:r>
-              <w:rPr>
-                <w:rFonts w:ascii="FangSong" w:eastAsia="FangSong" w:hAnsi="FangSong"/>
-                <w:sz w:val="28"/>
-                <w:szCs w:val="28"/>
-              </w:rPr>
-              <w:t xml:space="preserve">林昕</w:t>
-            </w:r>
-          </w:p>
-        </w:tc>
-        <w:tc>
-          <w:tcPr>
-            <w:tcW w:w="879" w:type="dxa"/>
-            <w:vAlign w:val="center"/>
-          </w:tcPr>
-          <w:p>
-            <w:pPr>
-              <w:spacing w:line="440" w:lineRule="exact"/>
-              <w:jc w:val="center"/>
-              <w:rPr>
-                <w:rFonts w:ascii="FangSong" w:eastAsia="FangSong" w:hAnsi="FangSong"/>
-                <w:sz w:val="28"/>
-                <w:szCs w:val="28"/>
-              </w:rPr>
-            </w:pPr>
-            <w:r>
-              <w:rPr>
-                <w:rFonts w:ascii="FangSong" w:eastAsia="FangSong" w:hAnsi="FangSong"/>
-                <w:sz w:val="28"/>
-                <w:szCs w:val="28"/>
-              </w:rPr>
-              <w:t xml:space="preserve">0</w:t>
-            </w:r>
-          </w:p>
-        </w:tc>
-        <w:tc>
-          <w:tcPr>
-            <w:tcW w:w="1291" w:type="dxa"/>
-            <w:vAlign w:val="center"/>
-          </w:tcPr>
-          <w:p>
-            <w:pPr>
-              <w:spacing w:line="440" w:lineRule="exact"/>
-              <w:jc w:val="center"/>
-              <w:rPr>
-                <w:rFonts w:ascii="FangSong" w:eastAsia="FangSong" w:hAnsi="FangSong"/>
-                <w:sz w:val="28"/>
-                <w:szCs w:val="28"/>
-              </w:rPr>
-            </w:pPr>
-            <w:r>
-              <w:rPr>
-                <w:rFonts w:ascii="FangSong" w:eastAsia="FangSong" w:hAnsi="FangSong"/>
-                <w:sz w:val="28"/>
-                <w:szCs w:val="28"/>
-              </w:rPr>
-              <w:t xml:space="preserve">4</w:t>
-            </w:r>
-          </w:p>
-        </w:tc>
-        <w:tc>
-          <w:tcPr>
-            <w:tcW w:w="844" w:type="dxa"/>
-            <w:vAlign w:val="center"/>
-          </w:tcPr>
-          <w:p>
-            <w:pPr>
-              <w:spacing w:line="440" w:lineRule="exact"/>
-              <w:jc w:val="center"/>
-              <w:rPr>
-                <w:rFonts w:ascii="FangSong" w:eastAsia="FangSong" w:hAnsi="FangSong"/>
-                <w:sz w:val="28"/>
-                <w:szCs w:val="28"/>
-              </w:rPr>
-            </w:pPr>
-            <w:r>
-              <w:rPr>
-                <w:rFonts w:ascii="FangSong" w:eastAsia="FangSong" w:hAnsi="FangSong"/>
-                <w:sz w:val="28"/>
-                <w:szCs w:val="28"/>
-              </w:rPr>
-              <w:t xml:space="preserve">0</w:t>
-            </w:r>
-          </w:p>
-        </w:tc>
-      </w:tr>
-      <w:tr>
-        <w:trPr>
-          <w:trHeight w:val="900"/>
-          <w:jc w:val="center"/>
-        </w:trPr>
-        <w:tc>
-          <w:tcPr>
-            <w:tcW w:w="821" w:type="dxa"/>
-            <w:vAlign w:val="center"/>
-          </w:tcPr>
-          <w:p>
-            <w:pPr>
-              <w:spacing w:line="440" w:lineRule="exact"/>
-              <w:jc w:val="center"/>
-              <w:rPr>
-                <w:rFonts w:ascii="FangSong" w:eastAsia="FangSong" w:hAnsi="FangSong"/>
-                <w:sz w:val="28"/>
-                <w:szCs w:val="28"/>
-              </w:rPr>
-            </w:pPr>
-            <w:r>
-              <w:rPr>
-                <w:rFonts w:ascii="FangSong" w:eastAsia="FangSong" w:hAnsi="FangSong" w:hint="eastAsia"/>
-                <w:sz w:val="28"/>
-                <w:szCs w:val="28"/>
-              </w:rPr>
-              <w:t xml:space="preserve">17</w:t>
-            </w:r>
-          </w:p>
-        </w:tc>
-        <w:tc>
-          <w:tcPr>
-            <w:tcW w:w="1048" w:type="dxa"/>
-            <w:vAlign w:val="center"/>
-          </w:tcPr>
-          <w:p>
-            <w:pPr>
-              <w:spacing w:line="440" w:lineRule="exact"/>
-              <w:jc w:val="center"/>
-              <w:rPr>
-                <w:rFonts w:ascii="FangSong" w:eastAsia="FangSong" w:hAnsi="FangSong"/>
-                <w:sz w:val="28"/>
-                <w:szCs w:val="28"/>
-              </w:rPr>
-            </w:pPr>
-            <w:r>
-              <w:rPr>
-                <w:rFonts w:ascii="FangSong" w:eastAsia="FangSong" w:hAnsi="FangSong"/>
-                <w:sz w:val="28"/>
-                <w:szCs w:val="28"/>
-              </w:rPr>
-              <w:t xml:space="preserve">周日</w:t>
-            </w:r>
-          </w:p>
-        </w:tc>
-        <w:tc>
-          <w:tcPr>
-            <w:tcW w:w="1257" w:type="dxa"/>
-            <w:vAlign w:val="center"/>
-          </w:tcPr>
-          <w:p>
-            <w:pPr>
-              <w:spacing w:line="440" w:lineRule="exact"/>
-              <w:jc w:val="center"/>
-              <w:rPr>
-                <w:rFonts w:ascii="FangSong" w:eastAsia="FangSong" w:hAnsi="FangSong"/>
-                <w:sz w:val="28"/>
-                <w:szCs w:val="28"/>
-              </w:rPr>
-            </w:pPr>
-            <w:r>
-              <w:rPr>
-                <w:rFonts w:ascii="FangSong" w:eastAsia="FangSong" w:hAnsi="FangSong"/>
-                <w:sz w:val="28"/>
-                <w:szCs w:val="28"/>
-              </w:rPr>
-              <w:t xml:space="preserve">2-5</w:t>
-            </w:r>
-          </w:p>
-        </w:tc>
-        <w:tc>
-          <w:tcPr>
-            <w:tcW w:w="2922" w:type="dxa"/>
-            <w:vAlign w:val="center"/>
-          </w:tcPr>
-          <w:p>
-            <w:pPr>
-              <w:spacing w:line="440" w:lineRule="exact"/>
-              <w:rPr>
-                <w:rFonts w:ascii="FangSong" w:eastAsia="FangSong" w:hAnsi="FangSong"/>
-                <w:sz w:val="28"/>
-                <w:szCs w:val="28"/>
-              </w:rPr>
-            </w:pPr>
-            <w:r>
-              <w:rPr>
-                <w:rFonts w:ascii="FangSong" w:eastAsia="FangSong" w:hAnsi="FangSong"/>
-                <w:sz w:val="28"/>
-                <w:szCs w:val="28"/>
-              </w:rPr>
-              <w:t xml:space="preserve">数据复盘与作品库凝练
-14.1 体验设计作品库的闭环故事梳理核心心法
-14.2 收尾 实验5(Exp5)，总结测试痛点并定版前后旅程对比
-（《精益 UX：设计伟大产品的敏捷反求方法 (Lean UX)》§16-17）</w:t>
-            </w:r>
-          </w:p>
-        </w:tc>
-        <w:tc>
-          <w:tcPr>
-            <w:tcW w:w="834" w:type="dxa"/>
-            <w:vAlign w:val="center"/>
-          </w:tcPr>
-          <w:p>
-            <w:pPr>
-              <w:spacing w:line="440" w:lineRule="exact"/>
-              <w:jc w:val="center"/>
-              <w:rPr>
-                <w:rFonts w:ascii="FangSong" w:eastAsia="FangSong" w:hAnsi="FangSong"/>
-                <w:sz w:val="28"/>
-                <w:szCs w:val="28"/>
-              </w:rPr>
-            </w:pPr>
-            <w:r>
-              <w:rPr>
-                <w:rFonts w:ascii="FangSong" w:eastAsia="FangSong" w:hAnsi="FangSong"/>
-                <w:sz w:val="28"/>
-                <w:szCs w:val="28"/>
-              </w:rPr>
-              <w:t xml:space="preserve">林昕</w:t>
-            </w:r>
-          </w:p>
-        </w:tc>
-        <w:tc>
-          <w:tcPr>
-            <w:tcW w:w="879" w:type="dxa"/>
-            <w:vAlign w:val="center"/>
-          </w:tcPr>
-          <w:p>
-            <w:pPr>
-              <w:spacing w:line="440" w:lineRule="exact"/>
-              <w:jc w:val="center"/>
-              <w:rPr>
-                <w:rFonts w:ascii="FangSong" w:eastAsia="FangSong" w:hAnsi="FangSong"/>
-                <w:sz w:val="28"/>
-                <w:szCs w:val="28"/>
-              </w:rPr>
-            </w:pPr>
-            <w:r>
-              <w:rPr>
-                <w:rFonts w:ascii="FangSong" w:eastAsia="FangSong" w:hAnsi="FangSong"/>
-                <w:sz w:val="28"/>
-                <w:szCs w:val="28"/>
-              </w:rPr>
-              <w:t xml:space="preserve">0</w:t>
-            </w:r>
-          </w:p>
-        </w:tc>
-        <w:tc>
-          <w:tcPr>
-            <w:tcW w:w="1291" w:type="dxa"/>
-            <w:vAlign w:val="center"/>
-          </w:tcPr>
-          <w:p>
-            <w:pPr>
-              <w:spacing w:line="440" w:lineRule="exact"/>
-              <w:jc w:val="center"/>
-              <w:rPr>
-                <w:rFonts w:ascii="FangSong" w:eastAsia="FangSong" w:hAnsi="FangSong"/>
-                <w:sz w:val="28"/>
-                <w:szCs w:val="28"/>
-              </w:rPr>
-            </w:pPr>
-            <w:r>
-              <w:rPr>
-                <w:rFonts w:ascii="FangSong" w:eastAsia="FangSong" w:hAnsi="FangSong"/>
-                <w:sz w:val="28"/>
-                <w:szCs w:val="28"/>
-              </w:rPr>
-              <w:t xml:space="preserve">4</w:t>
-            </w:r>
-          </w:p>
-        </w:tc>
-        <w:tc>
-          <w:tcPr>
-            <w:tcW w:w="844" w:type="dxa"/>
-            <w:vAlign w:val="center"/>
-          </w:tcPr>
-          <w:p>
-            <w:pPr>
-              <w:spacing w:line="440" w:lineRule="exact"/>
-              <w:jc w:val="center"/>
-              <w:rPr>
-                <w:rFonts w:ascii="FangSong" w:eastAsia="FangSong" w:hAnsi="FangSong"/>
-                <w:sz w:val="28"/>
-                <w:szCs w:val="28"/>
-              </w:rPr>
-            </w:pPr>
-            <w:r>
-              <w:rPr>
-                <w:rFonts w:ascii="FangSong" w:eastAsia="FangSong" w:hAnsi="FangSong"/>
-                <w:sz w:val="28"/>
-                <w:szCs w:val="28"/>
-              </w:rPr>
-              <w:t xml:space="preserve">0</w:t>
-            </w:r>
-          </w:p>
-        </w:tc>
-      </w:tr>
-      <w:tr>
-        <w:trPr>
-          <w:trHeight w:val="900"/>
-          <w:jc w:val="center"/>
-        </w:trPr>
-        <w:tc>
-          <w:tcPr>
-            <w:tcW w:w="821" w:type="dxa"/>
-            <w:vAlign w:val="center"/>
-          </w:tcPr>
-          <w:p>
-            <w:pPr>
-              <w:spacing w:line="440" w:lineRule="exact"/>
-              <w:jc w:val="center"/>
-              <w:rPr>
-                <w:rFonts w:ascii="FangSong" w:eastAsia="FangSong" w:hAnsi="FangSong"/>
-                <w:sz w:val="28"/>
-                <w:szCs w:val="28"/>
-              </w:rPr>
-            </w:pPr>
-            <w:r>
-              <w:rPr>
-                <w:rFonts w:ascii="FangSong" w:eastAsia="FangSong" w:hAnsi="FangSong" w:hint="eastAsia"/>
-                <w:sz w:val="28"/>
-                <w:szCs w:val="28"/>
-              </w:rPr>
-              <w:t xml:space="preserve">18</w:t>
-            </w:r>
-          </w:p>
-        </w:tc>
-        <w:tc>
-          <w:tcPr>
-            <w:tcW w:w="1048" w:type="dxa"/>
-            <w:vAlign w:val="center"/>
-          </w:tcPr>
-          <w:p>
-            <w:pPr>
-              <w:spacing w:line="440" w:lineRule="exact"/>
-              <w:jc w:val="center"/>
-              <w:rPr>
-                <w:rFonts w:ascii="FangSong" w:eastAsia="FangSong" w:hAnsi="FangSong"/>
-                <w:sz w:val="28"/>
-                <w:szCs w:val="28"/>
-              </w:rPr>
-            </w:pPr>
-            <w:r>
-              <w:rPr>
-                <w:rFonts w:ascii="FangSong" w:eastAsia="FangSong" w:hAnsi="FangSong"/>
-                <w:sz w:val="28"/>
-                <w:szCs w:val="28"/>
-              </w:rPr>
-              <w:t xml:space="preserve">周四</w:t>
-            </w:r>
-          </w:p>
-        </w:tc>
-        <w:tc>
-          <w:tcPr>
-            <w:tcW w:w="1257" w:type="dxa"/>
-            <w:vAlign w:val="center"/>
-          </w:tcPr>
-          <w:p>
-            <w:pPr>
-              <w:spacing w:line="440" w:lineRule="exact"/>
-              <w:jc w:val="center"/>
-              <w:rPr>
-                <w:rFonts w:ascii="FangSong" w:eastAsia="FangSong" w:hAnsi="FangSong"/>
-                <w:sz w:val="28"/>
-                <w:szCs w:val="28"/>
-              </w:rPr>
-            </w:pPr>
-            <w:r>
-              <w:rPr>
-                <w:rFonts w:ascii="FangSong" w:eastAsia="FangSong" w:hAnsi="FangSong"/>
-                <w:sz w:val="28"/>
-                <w:szCs w:val="28"/>
-              </w:rPr>
-              <w:t xml:space="preserve">2-5</w:t>
-            </w:r>
-          </w:p>
-        </w:tc>
-        <w:tc>
-          <w:tcPr>
-            <w:tcW w:w="2922" w:type="dxa"/>
-            <w:vAlign w:val="center"/>
-          </w:tcPr>
-          <w:p>
-            <w:pPr>
-              <w:spacing w:line="440" w:lineRule="exact"/>
-              <w:rPr>
-                <w:rFonts w:ascii="FangSong" w:eastAsia="FangSong" w:hAnsi="FangSong"/>
-                <w:sz w:val="28"/>
-                <w:szCs w:val="28"/>
-              </w:rPr>
-            </w:pPr>
-            <w:r>
-              <w:rPr>
-                <w:rFonts w:ascii="FangSong" w:eastAsia="FangSong" w:hAnsi="FangSong"/>
-                <w:sz w:val="28"/>
-                <w:szCs w:val="28"/>
-              </w:rPr>
-              <w:t xml:space="preserve">课程综合路演检查
-15.1 学生最终交互单页的验收：侧重痛点挖掘到走查修改的闭环过程
-（《交互设计精髓》全书综合复习）</w:t>
             </w:r>
           </w:p>
         </w:tc>
